--- a/Design/STEEP_Analyze/txt/졸작구상.docx
+++ b/Design/STEEP_Analyze/txt/졸작구상.docx
@@ -831,21 +831,12 @@
         </w:rPr>
         <w:t xml:space="preserve"> </w:t>
       </w:r>
-      <w:proofErr w:type="gramStart"/>
-      <w:r>
-        <w:rPr>
-          <w:rFonts w:hint="eastAsia"/>
-          <w:sz w:val="24"/>
-        </w:rPr>
-        <w:t>의</w:t>
-      </w:r>
-      <w:proofErr w:type="gramEnd"/>
-      <w:r>
-        <w:rPr>
-          <w:rFonts w:hint="eastAsia"/>
-          <w:sz w:val="24"/>
-        </w:rPr>
-        <w:t xml:space="preserve"> </w:t>
+      <w:r>
+        <w:rPr>
+          <w:rFonts w:hint="eastAsia"/>
+          <w:sz w:val="24"/>
+        </w:rPr>
+        <w:t xml:space="preserve">의 </w:t>
       </w:r>
       <w:proofErr w:type="spellStart"/>
       <w:r>
@@ -1056,6 +1047,357 @@
           <w:rFonts w:hint="eastAsia"/>
           <w:sz w:val="24"/>
         </w:rPr>
+        <w:t xml:space="preserve"> 배경 스토리</w:t>
+      </w:r>
+    </w:p>
+    <w:p>
+      <w:pPr>
+        <w:rPr>
+          <w:b/>
+          <w:bCs/>
+          <w:sz w:val="24"/>
+        </w:rPr>
+      </w:pPr>
+      <w:r>
+        <w:rPr>
+          <w:b/>
+          <w:bCs/>
+          <w:sz w:val="24"/>
+        </w:rPr>
+        <w:t>세계관 속 '</w:t>
+      </w:r>
+      <w:proofErr w:type="spellStart"/>
+      <w:r>
+        <w:rPr>
+          <w:b/>
+          <w:bCs/>
+          <w:sz w:val="24"/>
+        </w:rPr>
+        <w:t>렙톤</w:t>
+      </w:r>
+      <w:proofErr w:type="spellEnd"/>
+      <w:r>
+        <w:rPr>
+          <w:b/>
+          <w:bCs/>
+          <w:sz w:val="24"/>
+        </w:rPr>
+        <w:t>'의 의미</w:t>
+      </w:r>
+    </w:p>
+    <w:p>
+      <w:pPr>
+        <w:rPr>
+          <w:sz w:val="24"/>
+        </w:rPr>
+      </w:pPr>
+      <w:proofErr w:type="spellStart"/>
+      <w:r>
+        <w:rPr>
+          <w:sz w:val="24"/>
+        </w:rPr>
+        <w:t>렙톤은</w:t>
+      </w:r>
+      <w:proofErr w:type="spellEnd"/>
+      <w:r>
+        <w:rPr>
+          <w:sz w:val="24"/>
+        </w:rPr>
+        <w:t xml:space="preserve"> 단순히 게임 시스템을 넘어, </w:t>
+      </w:r>
+      <w:proofErr w:type="spellStart"/>
+      <w:r>
+        <w:rPr>
+          <w:sz w:val="24"/>
+        </w:rPr>
+        <w:t>베일드</w:t>
+      </w:r>
+      <w:proofErr w:type="spellEnd"/>
+      <w:r>
+        <w:rPr>
+          <w:sz w:val="24"/>
+        </w:rPr>
+        <w:t xml:space="preserve"> 엑스퍼트의 </w:t>
+      </w:r>
+      <w:r>
+        <w:rPr>
+          <w:b/>
+          <w:bCs/>
+          <w:sz w:val="24"/>
+        </w:rPr>
+        <w:t xml:space="preserve">세계관을 관통하는 핵심 </w:t>
+      </w:r>
+      <w:proofErr w:type="spellStart"/>
+      <w:r>
+        <w:rPr>
+          <w:b/>
+          <w:bCs/>
+          <w:sz w:val="24"/>
+        </w:rPr>
+        <w:t>마이크로칩</w:t>
+      </w:r>
+      <w:r>
+        <w:rPr>
+          <w:sz w:val="24"/>
+        </w:rPr>
+        <w:t>입니다</w:t>
+      </w:r>
+      <w:proofErr w:type="spellEnd"/>
+      <w:r>
+        <w:rPr>
+          <w:sz w:val="24"/>
+        </w:rPr>
+        <w:t>.</w:t>
+      </w:r>
+    </w:p>
+    <w:p>
+      <w:pPr>
+        <w:numPr>
+          <w:ilvl w:val="0"/>
+          <w:numId w:val="4"/>
+        </w:numPr>
+        <w:rPr>
+          <w:sz w:val="24"/>
+        </w:rPr>
+      </w:pPr>
+      <w:r>
+        <w:rPr>
+          <w:b/>
+          <w:bCs/>
+          <w:sz w:val="24"/>
+        </w:rPr>
+        <w:t>개발 배경:</w:t>
+      </w:r>
+      <w:r>
+        <w:rPr>
+          <w:sz w:val="24"/>
+        </w:rPr>
+        <w:t xml:space="preserve"> 글로벌 IT 기업 **</w:t>
+      </w:r>
+      <w:proofErr w:type="spellStart"/>
+      <w:r>
+        <w:rPr>
+          <w:sz w:val="24"/>
+        </w:rPr>
+        <w:t>보이드</w:t>
+      </w:r>
+      <w:proofErr w:type="spellEnd"/>
+      <w:r>
+        <w:rPr>
+          <w:sz w:val="24"/>
+        </w:rPr>
+        <w:t>(VOID)**가 범죄자를 제어하기 위한 '</w:t>
+      </w:r>
+      <w:proofErr w:type="spellStart"/>
+      <w:r>
+        <w:rPr>
+          <w:sz w:val="24"/>
+        </w:rPr>
+        <w:t>렙톤</w:t>
+      </w:r>
+      <w:proofErr w:type="spellEnd"/>
+      <w:r>
+        <w:rPr>
+          <w:sz w:val="24"/>
+        </w:rPr>
+        <w:t xml:space="preserve"> 프로젝트'의 일환으로 개발한 </w:t>
+      </w:r>
+      <w:proofErr w:type="spellStart"/>
+      <w:r>
+        <w:rPr>
+          <w:sz w:val="24"/>
+        </w:rPr>
+        <w:t>마이크로칩입니다</w:t>
+      </w:r>
+      <w:proofErr w:type="spellEnd"/>
+      <w:r>
+        <w:rPr>
+          <w:sz w:val="24"/>
+        </w:rPr>
+        <w:t xml:space="preserve">. 원래는 범죄자를 추적하고 특정 지점으로 몰아넣는 </w:t>
+      </w:r>
+      <w:r>
+        <w:rPr>
+          <w:b/>
+          <w:bCs/>
+          <w:sz w:val="24"/>
+        </w:rPr>
+        <w:t>자기장 시스템</w:t>
+      </w:r>
+      <w:r>
+        <w:rPr>
+          <w:sz w:val="24"/>
+        </w:rPr>
+        <w:t>과 함께 사용되었습니다.</w:t>
+      </w:r>
+    </w:p>
+    <w:p>
+      <w:pPr>
+        <w:numPr>
+          <w:ilvl w:val="0"/>
+          <w:numId w:val="4"/>
+        </w:numPr>
+        <w:rPr>
+          <w:sz w:val="24"/>
+        </w:rPr>
+      </w:pPr>
+      <w:r>
+        <w:rPr>
+          <w:b/>
+          <w:bCs/>
+          <w:sz w:val="24"/>
+        </w:rPr>
+        <w:t>갈등의 원인:</w:t>
+      </w:r>
+      <w:r>
+        <w:rPr>
+          <w:sz w:val="24"/>
+        </w:rPr>
+        <w:t xml:space="preserve"> 이 </w:t>
+      </w:r>
+      <w:proofErr w:type="spellStart"/>
+      <w:r>
+        <w:rPr>
+          <w:sz w:val="24"/>
+        </w:rPr>
+        <w:t>렙톤</w:t>
+      </w:r>
+      <w:proofErr w:type="spellEnd"/>
+      <w:r>
+        <w:rPr>
+          <w:sz w:val="24"/>
+        </w:rPr>
+        <w:t xml:space="preserve"> 시스템은 </w:t>
+      </w:r>
+      <w:r>
+        <w:rPr>
+          <w:b/>
+          <w:bCs/>
+          <w:sz w:val="24"/>
+        </w:rPr>
+        <w:t>정부, 기업, 테러리스트</w:t>
+      </w:r>
+      <w:r>
+        <w:rPr>
+          <w:sz w:val="24"/>
+        </w:rPr>
+        <w:t xml:space="preserve"> 간의 시스템 쟁탈전의 중심이 됩니다. 요원들은 이 </w:t>
+      </w:r>
+      <w:proofErr w:type="spellStart"/>
+      <w:r>
+        <w:rPr>
+          <w:b/>
+          <w:bCs/>
+          <w:sz w:val="24"/>
+        </w:rPr>
+        <w:t>렙톤</w:t>
+      </w:r>
+      <w:proofErr w:type="spellEnd"/>
+      <w:r>
+        <w:rPr>
+          <w:b/>
+          <w:bCs/>
+          <w:sz w:val="24"/>
+        </w:rPr>
+        <w:t xml:space="preserve"> </w:t>
+      </w:r>
+      <w:proofErr w:type="spellStart"/>
+      <w:r>
+        <w:rPr>
+          <w:b/>
+          <w:bCs/>
+          <w:sz w:val="24"/>
+        </w:rPr>
+        <w:t>마이크로칩</w:t>
+      </w:r>
+      <w:r>
+        <w:rPr>
+          <w:sz w:val="24"/>
+        </w:rPr>
+        <w:t>을</w:t>
+      </w:r>
+      <w:proofErr w:type="spellEnd"/>
+      <w:r>
+        <w:rPr>
+          <w:sz w:val="24"/>
+        </w:rPr>
+        <w:t xml:space="preserve"> 파괴하거나 혹은 각</w:t>
+      </w:r>
+      <w:r>
+        <w:rPr>
+          <w:sz w:val="24"/>
+        </w:rPr>
+        <w:lastRenderedPageBreak/>
+        <w:t>자의 목적에 맞게 개조하기 위해 글로벌 미션에 투입됩니다.</w:t>
+      </w:r>
+    </w:p>
+    <w:p>
+      <w:pPr>
+        <w:numPr>
+          <w:ilvl w:val="0"/>
+          <w:numId w:val="4"/>
+        </w:numPr>
+        <w:rPr>
+          <w:sz w:val="24"/>
+        </w:rPr>
+      </w:pPr>
+      <w:r>
+        <w:rPr>
+          <w:b/>
+          <w:bCs/>
+          <w:sz w:val="24"/>
+        </w:rPr>
+        <w:t>VX의 역할:</w:t>
+      </w:r>
+      <w:r>
+        <w:rPr>
+          <w:sz w:val="24"/>
+        </w:rPr>
+        <w:t xml:space="preserve"> 요원 마켓을 관리하는 감춰진 조직 **VX(VEILED EXPERTS)**는 이 </w:t>
+      </w:r>
+      <w:proofErr w:type="spellStart"/>
+      <w:r>
+        <w:rPr>
+          <w:sz w:val="24"/>
+        </w:rPr>
+        <w:t>렙톤을</w:t>
+      </w:r>
+      <w:proofErr w:type="spellEnd"/>
+      <w:r>
+        <w:rPr>
+          <w:sz w:val="24"/>
+        </w:rPr>
+        <w:t xml:space="preserve"> 불법 개조하여 요원들에게 유통하며 전쟁을 관전하고 부를 축적합니다.</w:t>
+      </w:r>
+    </w:p>
+    <w:p>
+      <w:pPr>
+        <w:rPr>
+          <w:rFonts w:hint="eastAsia"/>
+          <w:sz w:val="24"/>
+        </w:rPr>
+      </w:pPr>
+    </w:p>
+    <w:p>
+      <w:pPr>
+        <w:rPr>
+          <w:sz w:val="24"/>
+        </w:rPr>
+      </w:pPr>
+      <w:proofErr w:type="spellStart"/>
+      <w:r>
+        <w:rPr>
+          <w:rFonts w:hint="eastAsia"/>
+          <w:sz w:val="24"/>
+        </w:rPr>
+        <w:t>랩톤</w:t>
+      </w:r>
+      <w:proofErr w:type="spellEnd"/>
+      <w:r>
+        <w:rPr>
+          <w:rFonts w:hint="eastAsia"/>
+          <w:sz w:val="24"/>
+        </w:rPr>
         <w:t xml:space="preserve"> (이름 바꾸기)</w:t>
       </w:r>
     </w:p>
@@ -1243,7 +1585,6 @@
           <w:rFonts w:hint="eastAsia"/>
           <w:sz w:val="24"/>
         </w:rPr>
-        <w:lastRenderedPageBreak/>
         <w:t>맵은</w:t>
       </w:r>
       <w:proofErr w:type="spellEnd"/>
@@ -1349,7 +1690,6 @@
     <w:p>
       <w:pPr>
         <w:rPr>
-          <w:rFonts w:hint="eastAsia"/>
           <w:sz w:val="24"/>
         </w:rPr>
       </w:pPr>
@@ -1417,6 +1757,155 @@
 <file path=word/numbering.xml><?xml version="1.0" encoding="utf-8"?>
 <w:numbering xmlns:wpc="http://schemas.microsoft.com/office/word/2010/wordprocessingCanvas" xmlns:cx="http://schemas.microsoft.com/office/drawing/2014/chartex" xmlns:cx1="http://schemas.microsoft.com/office/drawing/2015/9/8/chartex" xmlns:cx2="http://schemas.microsoft.com/office/drawing/2015/10/21/chartex" xmlns:cx3="http://schemas.microsoft.com/office/drawing/2016/5/9/chartex" xmlns:cx4="http://schemas.microsoft.com/office/drawing/2016/5/10/chartex" xmlns:cx5="http://schemas.microsoft.com/office/drawing/2016/5/11/chartex" xmlns:cx6="http://schemas.microsoft.com/office/drawing/2016/5/12/chartex" xmlns:cx7="http://schemas.microsoft.com/office/drawing/2016/5/13/chartex" xmlns:cx8="http://schemas.microsoft.com/office/drawing/2016/5/14/chartex" xmlns:mc="http://schemas.openxmlformats.org/markup-compatibility/2006" xmlns:aink="http://schemas.microsoft.com/office/drawing/2016/ink" xmlns:am3d="http://schemas.microsoft.com/office/drawing/2017/model3d" xmlns:o="urn:schemas-microsoft-com:office:office" xmlns:oel="http://schemas.microsoft.com/office/2019/extlst" xmlns:r="http://schemas.openxmlformats.org/officeDocument/2006/relationships" xmlns:m="http://schemas.openxmlformats.org/officeDocument/2006/math" xmlns:v="urn:schemas-microsoft-com:vml" xmlns:wp14="http://schemas.microsoft.com/office/word/2010/wordprocessingDrawing" xmlns:wp="http://schemas.openxmlformats.org/drawingml/2006/wordprocessingDrawing" xmlns:w10="urn:schemas-microsoft-com:office:word" xmlns:w="http://schemas.openxmlformats.org/wordprocessingml/2006/main" xmlns:w14="http://schemas.microsoft.com/office/word/2010/wordml" xmlns:w15="http://schemas.microsoft.com/office/word/2012/wordml" xmlns:w16cex="http://schemas.microsoft.com/office/word/2018/wordml/cex" xmlns:w16cid="http://schemas.microsoft.com/office/word/2016/wordml/cid" xmlns:w16="http://schemas.microsoft.com/office/word/2018/wordml" xmlns:w16du="http://schemas.microsoft.com/office/word/2023/wordml/word16du" xmlns:w16sdtdh="http://schemas.microsoft.com/office/word/2020/wordml/sdtdatahash" xmlns:w16sdtfl="http://schemas.microsoft.com/office/word/2024/wordml/sdtformatlock" xmlns:w16se="http://schemas.microsoft.com/office/word/2015/wordml/symex" xmlns:wpg="http://schemas.microsoft.com/office/word/2010/wordprocessingGroup" xmlns:wpi="http://schemas.microsoft.com/office/word/2010/wordprocessingInk" xmlns:wne="http://schemas.microsoft.com/office/word/2006/wordml" xmlns:wps="http://schemas.microsoft.com/office/word/2010/wordprocessingShape" mc:Ignorable="w14 w15 w16se w16cid w16 w16cex w16sdtdh w16sdtfl w16du wp14">
   <w:abstractNum w:abstractNumId="0" w15:restartNumberingAfterBreak="0">
+    <w:nsid w:val="103454DA"/>
+    <w:multiLevelType w:val="multilevel"/>
+    <w:tmpl w:val="F3C465E6"/>
+    <w:lvl w:ilvl="0">
+      <w:start w:val="1"/>
+      <w:numFmt w:val="bullet"/>
+      <w:lvlText w:val=""/>
+      <w:lvlJc w:val="left"/>
+      <w:pPr>
+        <w:tabs>
+          <w:tab w:val="num" w:pos="720"/>
+        </w:tabs>
+        <w:ind w:left="720" w:hanging="360"/>
+      </w:pPr>
+      <w:rPr>
+        <w:rFonts w:ascii="Symbol" w:hAnsi="Symbol" w:hint="default"/>
+        <w:sz w:val="20"/>
+      </w:rPr>
+    </w:lvl>
+    <w:lvl w:ilvl="1" w:tentative="1">
+      <w:start w:val="1"/>
+      <w:numFmt w:val="bullet"/>
+      <w:lvlText w:val="o"/>
+      <w:lvlJc w:val="left"/>
+      <w:pPr>
+        <w:tabs>
+          <w:tab w:val="num" w:pos="1440"/>
+        </w:tabs>
+        <w:ind w:left="1440" w:hanging="360"/>
+      </w:pPr>
+      <w:rPr>
+        <w:rFonts w:ascii="Courier New" w:hAnsi="Courier New" w:hint="default"/>
+        <w:sz w:val="20"/>
+      </w:rPr>
+    </w:lvl>
+    <w:lvl w:ilvl="2" w:tentative="1">
+      <w:start w:val="1"/>
+      <w:numFmt w:val="bullet"/>
+      <w:lvlText w:val=""/>
+      <w:lvlJc w:val="left"/>
+      <w:pPr>
+        <w:tabs>
+          <w:tab w:val="num" w:pos="2160"/>
+        </w:tabs>
+        <w:ind w:left="2160" w:hanging="360"/>
+      </w:pPr>
+      <w:rPr>
+        <w:rFonts w:ascii="Wingdings" w:hAnsi="Wingdings" w:hint="default"/>
+        <w:sz w:val="20"/>
+      </w:rPr>
+    </w:lvl>
+    <w:lvl w:ilvl="3" w:tentative="1">
+      <w:start w:val="1"/>
+      <w:numFmt w:val="bullet"/>
+      <w:lvlText w:val=""/>
+      <w:lvlJc w:val="left"/>
+      <w:pPr>
+        <w:tabs>
+          <w:tab w:val="num" w:pos="2880"/>
+        </w:tabs>
+        <w:ind w:left="2880" w:hanging="360"/>
+      </w:pPr>
+      <w:rPr>
+        <w:rFonts w:ascii="Wingdings" w:hAnsi="Wingdings" w:hint="default"/>
+        <w:sz w:val="20"/>
+      </w:rPr>
+    </w:lvl>
+    <w:lvl w:ilvl="4" w:tentative="1">
+      <w:start w:val="1"/>
+      <w:numFmt w:val="bullet"/>
+      <w:lvlText w:val=""/>
+      <w:lvlJc w:val="left"/>
+      <w:pPr>
+        <w:tabs>
+          <w:tab w:val="num" w:pos="3600"/>
+        </w:tabs>
+        <w:ind w:left="3600" w:hanging="360"/>
+      </w:pPr>
+      <w:rPr>
+        <w:rFonts w:ascii="Wingdings" w:hAnsi="Wingdings" w:hint="default"/>
+        <w:sz w:val="20"/>
+      </w:rPr>
+    </w:lvl>
+    <w:lvl w:ilvl="5" w:tentative="1">
+      <w:start w:val="1"/>
+      <w:numFmt w:val="bullet"/>
+      <w:lvlText w:val=""/>
+      <w:lvlJc w:val="left"/>
+      <w:pPr>
+        <w:tabs>
+          <w:tab w:val="num" w:pos="4320"/>
+        </w:tabs>
+        <w:ind w:left="4320" w:hanging="360"/>
+      </w:pPr>
+      <w:rPr>
+        <w:rFonts w:ascii="Wingdings" w:hAnsi="Wingdings" w:hint="default"/>
+        <w:sz w:val="20"/>
+      </w:rPr>
+    </w:lvl>
+    <w:lvl w:ilvl="6" w:tentative="1">
+      <w:start w:val="1"/>
+      <w:numFmt w:val="bullet"/>
+      <w:lvlText w:val=""/>
+      <w:lvlJc w:val="left"/>
+      <w:pPr>
+        <w:tabs>
+          <w:tab w:val="num" w:pos="5040"/>
+        </w:tabs>
+        <w:ind w:left="5040" w:hanging="360"/>
+      </w:pPr>
+      <w:rPr>
+        <w:rFonts w:ascii="Wingdings" w:hAnsi="Wingdings" w:hint="default"/>
+        <w:sz w:val="20"/>
+      </w:rPr>
+    </w:lvl>
+    <w:lvl w:ilvl="7" w:tentative="1">
+      <w:start w:val="1"/>
+      <w:numFmt w:val="bullet"/>
+      <w:lvlText w:val=""/>
+      <w:lvlJc w:val="left"/>
+      <w:pPr>
+        <w:tabs>
+          <w:tab w:val="num" w:pos="5760"/>
+        </w:tabs>
+        <w:ind w:left="5760" w:hanging="360"/>
+      </w:pPr>
+      <w:rPr>
+        <w:rFonts w:ascii="Wingdings" w:hAnsi="Wingdings" w:hint="default"/>
+        <w:sz w:val="20"/>
+      </w:rPr>
+    </w:lvl>
+    <w:lvl w:ilvl="8" w:tentative="1">
+      <w:start w:val="1"/>
+      <w:numFmt w:val="bullet"/>
+      <w:lvlText w:val=""/>
+      <w:lvlJc w:val="left"/>
+      <w:pPr>
+        <w:tabs>
+          <w:tab w:val="num" w:pos="6480"/>
+        </w:tabs>
+        <w:ind w:left="6480" w:hanging="360"/>
+      </w:pPr>
+      <w:rPr>
+        <w:rFonts w:ascii="Wingdings" w:hAnsi="Wingdings" w:hint="default"/>
+        <w:sz w:val="20"/>
+      </w:rPr>
+    </w:lvl>
+  </w:abstractNum>
+  <w:abstractNum w:abstractNumId="1" w15:restartNumberingAfterBreak="0">
     <w:nsid w:val="171712A1"/>
     <w:multiLevelType w:val="hybridMultilevel"/>
     <w:tmpl w:val="E604AD94"/>
@@ -1505,7 +1994,7 @@
       </w:pPr>
     </w:lvl>
   </w:abstractNum>
-  <w:abstractNum w:abstractNumId="1" w15:restartNumberingAfterBreak="0">
+  <w:abstractNum w:abstractNumId="2" w15:restartNumberingAfterBreak="0">
     <w:nsid w:val="3C3800B9"/>
     <w:multiLevelType w:val="hybridMultilevel"/>
     <w:tmpl w:val="18E68074"/>
@@ -1617,7 +2106,7 @@
       </w:rPr>
     </w:lvl>
   </w:abstractNum>
-  <w:abstractNum w:abstractNumId="2" w15:restartNumberingAfterBreak="0">
+  <w:abstractNum w:abstractNumId="3" w15:restartNumberingAfterBreak="0">
     <w:nsid w:val="72450AE7"/>
     <w:multiLevelType w:val="hybridMultilevel"/>
     <w:tmpl w:val="F59CEED0"/>
@@ -1730,12 +2219,15 @@
     </w:lvl>
   </w:abstractNum>
   <w:num w:numId="1" w16cid:durableId="1435054496">
+    <w:abstractNumId w:val="2"/>
+  </w:num>
+  <w:num w:numId="2" w16cid:durableId="1126236418">
+    <w:abstractNumId w:val="3"/>
+  </w:num>
+  <w:num w:numId="3" w16cid:durableId="1150713275">
     <w:abstractNumId w:val="1"/>
   </w:num>
-  <w:num w:numId="2" w16cid:durableId="1126236418">
-    <w:abstractNumId w:val="2"/>
-  </w:num>
-  <w:num w:numId="3" w16cid:durableId="1150713275">
+  <w:num w:numId="4" w16cid:durableId="1601448479">
     <w:abstractNumId w:val="0"/>
   </w:num>
 </w:numbering>
@@ -2348,7 +2840,6 @@
   <w:style w:type="character" w:default="1" w:styleId="a0">
     <w:name w:val="Default Paragraph Font"/>
     <w:uiPriority w:val="1"/>
-    <w:semiHidden/>
     <w:unhideWhenUsed/>
   </w:style>
   <w:style w:type="table" w:default="1" w:styleId="a1">
